--- a/Docs/StandVersion.docx
+++ b/Docs/StandVersion.docx
@@ -156,10 +156,78 @@
     </w:p>
     <w:p>
       <w:pPr>
-        <w:rPr>
-          <w:lang w:val="de-DE"/>
-        </w:rPr>
-      </w:pPr>
+        <w:pStyle w:val="berschrift1"/>
+        <w:rPr>
+          <w:lang w:val="de-DE"/>
+        </w:rPr>
+      </w:pPr>
+      <w:r>
+        <w:rPr>
+          <w:lang w:val="de-DE"/>
+        </w:rPr>
+        <w:t>Version 0.05</w:t>
+      </w:r>
+    </w:p>
+    <w:p>
+      <w:pPr>
+        <w:rPr>
+          <w:lang w:val="de-DE"/>
+        </w:rPr>
+      </w:pPr>
+      <w:proofErr w:type="spellStart"/>
+      <w:r>
+        <w:rPr>
+          <w:lang w:val="de-DE"/>
+        </w:rPr>
+        <w:t>Plugin</w:t>
+      </w:r>
+      <w:proofErr w:type="spellEnd"/>
+      <w:r>
+        <w:rPr>
+          <w:lang w:val="de-DE"/>
+        </w:rPr>
+        <w:t xml:space="preserve"> soll mit </w:t>
+      </w:r>
+      <w:proofErr w:type="spellStart"/>
+      <w:r>
+        <w:rPr>
+          <w:lang w:val="de-DE"/>
+        </w:rPr>
+        <w:t>tool</w:t>
+      </w:r>
+      <w:proofErr w:type="spellEnd"/>
+      <w:r>
+        <w:rPr>
+          <w:lang w:val="de-DE"/>
+        </w:rPr>
+        <w:t xml:space="preserve"> kommunizieren</w:t>
+      </w:r>
+    </w:p>
+    <w:p>
+      <w:pPr>
+        <w:rPr>
+          <w:lang w:val="de-DE"/>
+        </w:rPr>
+      </w:pPr>
+      <w:r>
+        <w:rPr>
+          <w:lang w:val="de-DE"/>
+        </w:rPr>
+        <w:t>Standortscore erweitert</w:t>
+      </w:r>
+    </w:p>
+    <w:p>
+      <w:pPr>
+        <w:rPr>
+          <w:lang w:val="de-DE"/>
+        </w:rPr>
+      </w:pPr>
+      <w:r>
+        <w:rPr>
+          <w:lang w:val="de-DE"/>
+        </w:rPr>
+        <w:t>n</w:t>
+      </w:r>
       <w:bookmarkStart w:id="0" w:name="_GoBack"/>
       <w:bookmarkEnd w:id="0"/>
     </w:p>

--- a/Docs/StandVersion.docx
+++ b/Docs/StandVersion.docx
@@ -226,8 +226,91 @@
         <w:rPr>
           <w:lang w:val="de-DE"/>
         </w:rPr>
-        <w:t>n</w:t>
-      </w:r>
+        <w:t>Fehler beim Schicken ans Makler Toolkit</w:t>
+      </w:r>
+    </w:p>
+    <w:p>
+      <w:pPr>
+        <w:rPr>
+          <w:lang w:val="de-DE"/>
+        </w:rPr>
+      </w:pPr>
+      <w:proofErr w:type="spellStart"/>
+      <w:r>
+        <w:rPr>
+          <w:lang w:val="de-DE"/>
+        </w:rPr>
+        <w:t>Immoscout</w:t>
+      </w:r>
+      <w:proofErr w:type="spellEnd"/>
+      <w:r>
+        <w:rPr>
+          <w:lang w:val="de-DE"/>
+        </w:rPr>
+        <w:t xml:space="preserve"> kann auch noch nicht schicken</w:t>
+      </w:r>
+    </w:p>
+    <w:p>
+      <w:pPr>
+        <w:pStyle w:val="berschrift1"/>
+        <w:rPr>
+          <w:lang w:val="de-DE"/>
+        </w:rPr>
+      </w:pPr>
+      <w:r>
+        <w:rPr>
+          <w:lang w:val="de-DE"/>
+        </w:rPr>
+        <w:t>Version 0.06</w:t>
+      </w:r>
+    </w:p>
+    <w:p>
+      <w:pPr>
+        <w:rPr>
+          <w:lang w:val="de-DE"/>
+        </w:rPr>
+      </w:pPr>
+      <w:r>
+        <w:rPr>
+          <w:lang w:val="de-DE"/>
+        </w:rPr>
+        <w:t xml:space="preserve">Webtool ist jetzt auf </w:t>
+      </w:r>
+      <w:proofErr w:type="spellStart"/>
+      <w:r>
+        <w:rPr>
+          <w:lang w:val="de-DE"/>
+        </w:rPr>
+        <w:t>Vercel</w:t>
+      </w:r>
+      <w:proofErr w:type="spellEnd"/>
+      <w:r>
+        <w:rPr>
+          <w:lang w:val="de-DE"/>
+        </w:rPr>
+        <w:t xml:space="preserve"> geladen, damit alles über einen </w:t>
+      </w:r>
+      <w:proofErr w:type="spellStart"/>
+      <w:r>
+        <w:rPr>
+          <w:lang w:val="de-DE"/>
+        </w:rPr>
+        <w:t>server</w:t>
+      </w:r>
+      <w:proofErr w:type="spellEnd"/>
+      <w:r>
+        <w:rPr>
+          <w:lang w:val="de-DE"/>
+        </w:rPr>
+        <w:t xml:space="preserve"> läuft</w:t>
+      </w:r>
+    </w:p>
+    <w:p>
+      <w:pPr>
+        <w:rPr>
+          <w:lang w:val="de-DE"/>
+        </w:rPr>
+      </w:pPr>
       <w:bookmarkStart w:id="0" w:name="_GoBack"/>
       <w:bookmarkEnd w:id="0"/>
     </w:p>

--- a/Docs/StandVersion.docx
+++ b/Docs/StandVersion.docx
@@ -8,14 +8,12 @@
           <w:lang w:val="de-DE"/>
         </w:rPr>
       </w:pPr>
-      <w:proofErr w:type="spellStart"/>
       <w:r>
         <w:rPr>
           <w:lang w:val="de-DE"/>
         </w:rPr>
         <w:t>StandVersion</w:t>
       </w:r>
-      <w:proofErr w:type="spellEnd"/>
     </w:p>
     <w:p>
       <w:pPr>
@@ -55,21 +53,7 @@
           <w:lang w:val="de-DE"/>
         </w:rPr>
         <w:tab/>
-        <w:t xml:space="preserve">Scheint mit </w:t>
-      </w:r>
-      <w:proofErr w:type="spellStart"/>
-      <w:r>
-        <w:rPr>
-          <w:lang w:val="de-DE"/>
-        </w:rPr>
-        <w:t>Immoscout</w:t>
-      </w:r>
-      <w:proofErr w:type="spellEnd"/>
-      <w:r>
-        <w:rPr>
-          <w:lang w:val="de-DE"/>
-        </w:rPr>
-        <w:t xml:space="preserve"> 24 noch nicht zu funktionieren</w:t>
+        <w:t>Scheint mit Immoscout 24 noch nicht zu funktionieren</w:t>
       </w:r>
     </w:p>
     <w:p>
@@ -83,21 +67,7 @@
           <w:lang w:val="de-DE"/>
         </w:rPr>
         <w:tab/>
-        <w:t xml:space="preserve">Score kann nicht vergeben werden, da </w:t>
-      </w:r>
-      <w:proofErr w:type="spellStart"/>
-      <w:r>
-        <w:rPr>
-          <w:lang w:val="de-DE"/>
-        </w:rPr>
-        <w:t>adresse</w:t>
-      </w:r>
-      <w:proofErr w:type="spellEnd"/>
-      <w:r>
-        <w:rPr>
-          <w:lang w:val="de-DE"/>
-        </w:rPr>
-        <w:t xml:space="preserve"> nicht genau angezeigt.</w:t>
+        <w:t>Score kann nicht vergeben werden, da adresse nicht genau angezeigt.</w:t>
       </w:r>
     </w:p>
     <w:p>
@@ -137,21 +107,7 @@
         <w:rPr>
           <w:lang w:val="de-DE"/>
         </w:rPr>
-        <w:t xml:space="preserve">Eigenes Inserat machen um die </w:t>
-      </w:r>
-      <w:proofErr w:type="spellStart"/>
-      <w:r>
-        <w:rPr>
-          <w:lang w:val="de-DE"/>
-        </w:rPr>
-        <w:t>veränderungen</w:t>
-      </w:r>
-      <w:proofErr w:type="spellEnd"/>
-      <w:r>
-        <w:rPr>
-          <w:lang w:val="de-DE"/>
-        </w:rPr>
-        <w:t xml:space="preserve"> testen zu können.</w:t>
+        <w:t>Eigenes Inserat machen um die veränderungen testen zu können.</w:t>
       </w:r>
     </w:p>
     <w:p>
@@ -174,33 +130,11 @@
           <w:lang w:val="de-DE"/>
         </w:rPr>
       </w:pPr>
-      <w:proofErr w:type="spellStart"/>
-      <w:r>
-        <w:rPr>
-          <w:lang w:val="de-DE"/>
-        </w:rPr>
-        <w:t>Plugin</w:t>
-      </w:r>
-      <w:proofErr w:type="spellEnd"/>
-      <w:r>
-        <w:rPr>
-          <w:lang w:val="de-DE"/>
-        </w:rPr>
-        <w:t xml:space="preserve"> soll mit </w:t>
-      </w:r>
-      <w:proofErr w:type="spellStart"/>
-      <w:r>
-        <w:rPr>
-          <w:lang w:val="de-DE"/>
-        </w:rPr>
-        <w:t>tool</w:t>
-      </w:r>
-      <w:proofErr w:type="spellEnd"/>
-      <w:r>
-        <w:rPr>
-          <w:lang w:val="de-DE"/>
-        </w:rPr>
-        <w:t xml:space="preserve"> kommunizieren</w:t>
+      <w:r>
+        <w:rPr>
+          <w:lang w:val="de-DE"/>
+        </w:rPr>
+        <w:t>Plugin soll mit tool kommunizieren</w:t>
       </w:r>
     </w:p>
     <w:p>
@@ -235,19 +169,11 @@
           <w:lang w:val="de-DE"/>
         </w:rPr>
       </w:pPr>
-      <w:proofErr w:type="spellStart"/>
-      <w:r>
-        <w:rPr>
-          <w:lang w:val="de-DE"/>
-        </w:rPr>
-        <w:t>Immoscout</w:t>
-      </w:r>
-      <w:proofErr w:type="spellEnd"/>
-      <w:r>
-        <w:rPr>
-          <w:lang w:val="de-DE"/>
-        </w:rPr>
-        <w:t xml:space="preserve"> kann auch noch nicht schicken</w:t>
+      <w:r>
+        <w:rPr>
+          <w:lang w:val="de-DE"/>
+        </w:rPr>
+        <w:t>Immoscout kann auch noch nicht schicken</w:t>
       </w:r>
     </w:p>
     <w:p>
@@ -274,45 +200,50 @@
         <w:rPr>
           <w:lang w:val="de-DE"/>
         </w:rPr>
-        <w:t xml:space="preserve">Webtool ist jetzt auf </w:t>
-      </w:r>
-      <w:proofErr w:type="spellStart"/>
-      <w:r>
-        <w:rPr>
-          <w:lang w:val="de-DE"/>
-        </w:rPr>
-        <w:t>Vercel</w:t>
-      </w:r>
-      <w:proofErr w:type="spellEnd"/>
-      <w:r>
-        <w:rPr>
-          <w:lang w:val="de-DE"/>
-        </w:rPr>
-        <w:t xml:space="preserve"> geladen, damit alles über einen </w:t>
-      </w:r>
-      <w:proofErr w:type="spellStart"/>
-      <w:r>
-        <w:rPr>
-          <w:lang w:val="de-DE"/>
-        </w:rPr>
-        <w:t>server</w:t>
-      </w:r>
-      <w:proofErr w:type="spellEnd"/>
-      <w:r>
-        <w:rPr>
-          <w:lang w:val="de-DE"/>
-        </w:rPr>
-        <w:t xml:space="preserve"> läuft</w:t>
-      </w:r>
-    </w:p>
-    <w:p>
-      <w:pPr>
-        <w:rPr>
-          <w:lang w:val="de-DE"/>
-        </w:rPr>
-      </w:pPr>
+        <w:t>Webtool ist jetzt auf Vercel geladen, damit alles über einen server läuft</w:t>
+      </w:r>
+    </w:p>
+    <w:p>
+      <w:pPr>
+        <w:pStyle w:val="berschrift1"/>
+        <w:rPr>
+          <w:lang w:val="de-DE"/>
+        </w:rPr>
+      </w:pPr>
+      <w:r>
+        <w:rPr>
+          <w:lang w:val="de-DE"/>
+        </w:rPr>
+        <w:t>Version 0.09</w:t>
+      </w:r>
       <w:bookmarkStart w:id="0" w:name="_GoBack"/>
       <w:bookmarkEnd w:id="0"/>
+    </w:p>
+    <w:p>
+      <w:pPr>
+        <w:rPr>
+          <w:lang w:val="de-DE"/>
+        </w:rPr>
+      </w:pPr>
+      <w:r>
+        <w:rPr>
+          <w:lang w:val="de-DE"/>
+        </w:rPr>
+        <w:t>Läuft jetzt mit einer online Datenbank</w:t>
+      </w:r>
+    </w:p>
+    <w:p>
+      <w:pPr>
+        <w:rPr>
+          <w:lang w:val="de-DE"/>
+        </w:rPr>
+      </w:pPr>
+      <w:r>
+        <w:rPr>
+          <w:lang w:val="de-DE"/>
+        </w:rPr>
+        <w:t>Plugin scheint auch auf immoscout zu funktionieren und notizen sind eingefügt. Alles andere muss vom User weiter getestet werden.</w:t>
+      </w:r>
     </w:p>
     <w:sectPr>
       <w:pgSz w:w="11906" w:h="16838"/>
